--- a/Programacion II/Entregas docente/ACUERDO PEDAGOGICO ACTUALIZADO.docx
+++ b/Programacion II/Entregas docente/ACUERDO PEDAGOGICO ACTUALIZADO.docx
@@ -1463,7 +1463,7 @@
                 <w:szCs w:val="18"/>
                 <w:rtl w:val="0"/>
               </w:rPr>
-              <w:t xml:space="preserve">Juan Sebastian Aguado Becerra</w:t>
+              <w:t>[PENDIENTE - nombre del vocero]</w:t>
             </w:r>
             <w:r>
               <w:rPr>
@@ -1524,7 +1524,7 @@
                 <w:szCs w:val="18"/>
                 <w:rtl w:val="0"/>
               </w:rPr>
-              <w:t xml:space="preserve">321 3454267</w:t>
+              <w:t>[PENDIENTE]</w:t>
             </w:r>
             <w:r>
               <w:rPr>
@@ -1578,7 +1578,7 @@
                 <w:szCs w:val="20"/>
                 <w:rtl w:val="0"/>
               </w:rPr>
-              <w:t xml:space="preserve">jsaguado@estudiante.uniajc.edu.co</w:t>
+              <w:t>[PENDIENTE - email del vocero]</w:t>
             </w:r>
             <w:r>
               <w:rPr>
